--- a/docs/lerngelegenheiten/LG_math-python/woche_03.docx
+++ b/docs/lerngelegenheiten/LG_math-python/woche_03.docx
@@ -53,21 +53,135 @@
         <w:t xml:space="preserve">Übungen</w:t>
       </w:r>
     </w:p>
-    <w:bookmarkStart w:id="20" w:name="summation-von-natürlichen-zahlen"/>
-    <w:p>
-      <w:pPr>
-        <w:pStyle w:val="Heading2"/>
-      </w:pPr>
-      <w:r>
-        <w:t xml:space="preserve">Summation von natürlichen Zahlen</w:t>
-      </w:r>
-    </w:p>
+    <w:bookmarkStart w:id="20" w:name="exr-line"/>
     <w:p>
       <w:pPr>
         <w:pStyle w:val="FirstParagraph"/>
       </w:pPr>
       <w:r>
+        <w:rPr>
+          <w:bCs/>
+          <w:b/>
+        </w:rPr>
+        <w:t xml:space="preserve">Übungsaufgabe 1 (Summation von natürlichen Zahlen)</w:t>
+      </w:r>
+      <w:r>
+        <w:t xml:space="preserve"> </w:t>
+      </w:r>
+      <w:r>
         <w:t xml:space="preserve">Schreiben Sie ein Programm, das die Summe der ersten n natürlichen Zahlen berechnet.</w:t>
+      </w:r>
+    </w:p>
+    <w:p>
+      <w:pPr>
+        <w:pStyle w:val="BodyText"/>
+      </w:pPr>
+      <w:r>
+        <w:rPr>
+          <w:iCs/>
+          <w:i/>
+        </w:rPr>
+        <w:t xml:space="preserve">Hinweis:</w:t>
+      </w:r>
+      <w:r>
+        <w:t xml:space="preserve"> </w:t>
+      </w:r>
+      <w:r>
+        <w:t xml:space="preserve">Für die Berechnung gibt es ebenfalls eine Formel.</w:t>
+      </w:r>
+    </w:p>
+    <w:bookmarkEnd w:id="20"/>
+    <w:bookmarkStart w:id="21" w:name="exr-line"/>
+    <w:p>
+      <w:pPr>
+        <w:pStyle w:val="BodyText"/>
+      </w:pPr>
+      <w:r>
+        <w:rPr>
+          <w:bCs/>
+          <w:b/>
+        </w:rPr>
+        <w:t xml:space="preserve">Übungsaufgabe 2 (Berechnung von Fakultäten)</w:t>
+      </w:r>
+      <w:r>
+        <w:t xml:space="preserve"> </w:t>
+      </w:r>
+      <w:r>
+        <w:t xml:space="preserve">Schreiben Sie ein Programm, das die Fakultät einer gegebenen Zahl</w:t>
+      </w:r>
+      <w:r>
+        <w:t xml:space="preserve"> </w:t>
+      </w:r>
+      <m:oMath>
+        <m:r>
+          <m:t>n</m:t>
+        </m:r>
+      </m:oMath>
+      <w:r>
+        <w:t xml:space="preserve"> </w:t>
+      </w:r>
+      <w:r>
+        <w:t xml:space="preserve">berechnet.</w:t>
+      </w:r>
+    </w:p>
+    <w:bookmarkEnd w:id="21"/>
+    <w:bookmarkStart w:id="22" w:name="exr-line"/>
+    <w:p>
+      <w:pPr>
+        <w:pStyle w:val="BodyText"/>
+      </w:pPr>
+      <w:r>
+        <w:rPr>
+          <w:bCs/>
+          <w:b/>
+        </w:rPr>
+        <w:t xml:space="preserve">Übungsaufgabe 3 (Fibonacci-Folge)</w:t>
+      </w:r>
+      <w:r>
+        <w:t xml:space="preserve"> </w:t>
+      </w:r>
+      <w:r>
+        <w:t xml:space="preserve">Schreiben Sie ein Programm, das die ersten n Zahlen der Fibonacci-Folge generiert.</w:t>
+      </w:r>
+    </w:p>
+    <w:bookmarkEnd w:id="22"/>
+    <w:bookmarkStart w:id="23" w:name="exr-line"/>
+    <w:p>
+      <w:pPr>
+        <w:pStyle w:val="BodyText"/>
+      </w:pPr>
+      <w:r>
+        <w:rPr>
+          <w:bCs/>
+          <w:b/>
+        </w:rPr>
+        <w:t xml:space="preserve">Übungsaufgabe 4 (Primzahlen fvinden)</w:t>
+      </w:r>
+      <w:r>
+        <w:t xml:space="preserve"> </w:t>
+      </w:r>
+      <w:r>
+        <w:t xml:space="preserve">Schreiben Sie ein Programm, das alle Primzahlen zwischen 1 und n findet.</w:t>
+      </w:r>
+    </w:p>
+    <w:bookmarkEnd w:id="23"/>
+    <w:bookmarkStart w:id="24" w:name="exr-line"/>
+    <w:p>
+      <w:pPr>
+        <w:pStyle w:val="BodyText"/>
+      </w:pPr>
+      <w:r>
+        <w:rPr>
+          <w:bCs/>
+          <w:b/>
+        </w:rPr>
+        <w:t xml:space="preserve">Übungsaufgabe 5 (Summe von geraden und ungeraden Zahlen)</w:t>
+      </w:r>
+      <w:r>
+        <w:t xml:space="preserve"> </w:t>
+      </w:r>
+      <w:r>
+        <w:t xml:space="preserve">Schreiben Sie ein Programm, das die Summe der geraden und ungeraden Zahlen in einer gegebenen Liste berechnet.</w:t>
       </w:r>
     </w:p>
     <w:p>
@@ -85,25 +199,7 @@
         <w:t xml:space="preserve"> </w:t>
       </w:r>
       <w:r>
-        <w:t xml:space="preserve">Für die Berechnung gibt es ebenfalls eine Formel.</w:t>
-      </w:r>
-    </w:p>
-    <w:bookmarkEnd w:id="20"/>
-    <w:bookmarkStart w:id="21" w:name="berechnung-von-fakultäten"/>
-    <w:p>
-      <w:pPr>
-        <w:pStyle w:val="Heading2"/>
-      </w:pPr>
-      <w:r>
-        <w:t xml:space="preserve">Berechnung von Fakultäten</w:t>
-      </w:r>
-    </w:p>
-    <w:p>
-      <w:pPr>
-        <w:pStyle w:val="FirstParagraph"/>
-      </w:pPr>
-      <w:r>
-        <w:t xml:space="preserve">Schreiben Sie ein Programm, das die Fakultät einer gegebenen Zahl</w:t>
+        <w:t xml:space="preserve">Die Formel für Summe aller natürlichen Zahlen bis</w:t>
       </w:r>
       <w:r>
         <w:t xml:space="preserve"> </w:t>
@@ -117,63 +213,11 @@
         <w:t xml:space="preserve"> </w:t>
       </w:r>
       <w:r>
-        <w:t xml:space="preserve">berechnet.</w:t>
-      </w:r>
-    </w:p>
-    <w:bookmarkEnd w:id="21"/>
-    <w:bookmarkStart w:id="22" w:name="fibonacci-folge"/>
-    <w:p>
-      <w:pPr>
-        <w:pStyle w:val="Heading2"/>
-      </w:pPr>
-      <w:r>
-        <w:t xml:space="preserve">Fibonacci-Folge</w:t>
-      </w:r>
-    </w:p>
-    <w:p>
-      <w:pPr>
-        <w:pStyle w:val="FirstParagraph"/>
-      </w:pPr>
-      <w:r>
-        <w:t xml:space="preserve">Schreiben Sie ein Programm, das die ersten n Zahlen der Fibonacci-Folge generiert.</w:t>
-      </w:r>
-    </w:p>
-    <w:bookmarkEnd w:id="22"/>
-    <w:bookmarkStart w:id="23" w:name="primzahlen-finden"/>
-    <w:p>
-      <w:pPr>
-        <w:pStyle w:val="Heading2"/>
-      </w:pPr>
-      <w:r>
-        <w:t xml:space="preserve">Primzahlen finden</w:t>
-      </w:r>
-    </w:p>
-    <w:p>
-      <w:pPr>
-        <w:pStyle w:val="FirstParagraph"/>
-      </w:pPr>
-      <w:r>
-        <w:t xml:space="preserve">Schreiben Sie ein Programm, das alle Primzahlen zwischen 1 und n findet.</w:t>
-      </w:r>
-    </w:p>
-    <w:bookmarkEnd w:id="23"/>
-    <w:bookmarkStart w:id="24" w:name="summe-von-geraden-und-ungeraden-zahlen"/>
-    <w:p>
-      <w:pPr>
-        <w:pStyle w:val="Heading2"/>
-      </w:pPr>
-      <w:r>
-        <w:t xml:space="preserve">Summe von geraden und ungeraden Zahlen</w:t>
-      </w:r>
-    </w:p>
-    <w:p>
-      <w:pPr>
-        <w:pStyle w:val="FirstParagraph"/>
-      </w:pPr>
-      <w:r>
-        <w:t xml:space="preserve">Schreiben Sie ein Programm, das die Summe der geraden und ungeraden Zahlen in einer gegebenen Liste berechnet.</w:t>
-      </w:r>
-    </w:p>
+        <w:t xml:space="preserve">lässt sich anpassen, um auch diese Aufgabe lösen.</w:t>
+      </w:r>
+    </w:p>
+    <w:bookmarkEnd w:id="24"/>
+    <w:bookmarkStart w:id="28" w:name="exr-line"/>
     <w:p>
       <w:pPr>
         <w:pStyle w:val="BodyText"/>
@@ -183,43 +227,11 @@
           <w:bCs/>
           <w:b/>
         </w:rPr>
-        <w:t xml:space="preserve">Hinweis:</w:t>
-      </w:r>
-      <w:r>
-        <w:t xml:space="preserve"> </w:t>
-      </w:r>
-      <w:r>
-        <w:t xml:space="preserve">Die Formel für Summe aller natürlichen Zahlen bis</w:t>
-      </w:r>
-      <w:r>
-        <w:t xml:space="preserve"> </w:t>
-      </w:r>
-      <m:oMath>
-        <m:r>
-          <m:t>n</m:t>
-        </m:r>
-      </m:oMath>
-      <w:r>
-        <w:t xml:space="preserve"> </w:t>
-      </w:r>
-      <w:r>
-        <w:t xml:space="preserve">lässt sich anpassen, um auch diese Aufgabe lösen.</w:t>
-      </w:r>
-    </w:p>
-    <w:bookmarkEnd w:id="24"/>
-    <w:bookmarkStart w:id="28" w:name="Xecc78c0024fca97545a010eaa1dbe58074b6f95"/>
-    <w:p>
-      <w:pPr>
-        <w:pStyle w:val="Heading2"/>
-      </w:pPr>
-      <w:r>
-        <w:t xml:space="preserve">Berechnung von Pi mit Monte-Carlo-Methode</w:t>
-      </w:r>
-    </w:p>
-    <w:p>
-      <w:pPr>
-        <w:pStyle w:val="FirstParagraph"/>
-      </w:pPr>
+        <w:t xml:space="preserve">Übungsaufgabe 6 (Berechnung von Pi mit Monte-Carlo-Methode)</w:t>
+      </w:r>
+      <w:r>
+        <w:t xml:space="preserve"> </w:t>
+      </w:r>
       <w:r>
         <w:t xml:space="preserve">Schreiben Sie ein Programm, das den Wert von Pi mit der Monte-Carlo-Methode approximiert.</w:t>
       </w:r>
@@ -341,145 +353,161 @@
       </w:tr>
     </w:tbl>
     <w:bookmarkEnd w:id="28"/>
-    <w:bookmarkStart w:id="29" w:name="binomialkoeffizienten"/>
-    <w:p>
-      <w:pPr>
-        <w:pStyle w:val="Heading2"/>
-      </w:pPr>
-      <w:r>
-        <w:t xml:space="preserve">Binomialkoeffizienten</w:t>
-      </w:r>
-    </w:p>
-    <w:p>
-      <w:pPr>
-        <w:pStyle w:val="FirstParagraph"/>
-      </w:pPr>
+    <w:bookmarkStart w:id="29" w:name="exr-line"/>
+    <w:p>
+      <w:pPr>
+        <w:pStyle w:val="BodyText"/>
+      </w:pPr>
+      <w:r>
+        <w:rPr>
+          <w:bCs/>
+          <w:b/>
+        </w:rPr>
+        <w:t xml:space="preserve">Übungsaufgabe 7 (Binomialkoeffizienten)</w:t>
+      </w:r>
+      <w:r>
+        <w:t xml:space="preserve"> </w:t>
+      </w:r>
       <w:r>
         <w:t xml:space="preserve">Schreiben Sie ein Programm, das die Binomialkoeffizienten (Pascal’sches Dreieck) bis zu einer gegebenen Zeile berechnet.</w:t>
       </w:r>
     </w:p>
     <w:bookmarkEnd w:id="29"/>
-    <w:bookmarkStart w:id="30" w:name="X9287a55f725ff357e431f004bad6fd1a965ab20"/>
-    <w:p>
-      <w:pPr>
-        <w:pStyle w:val="Heading2"/>
-      </w:pPr>
-      <w:r>
-        <w:t xml:space="preserve">Heron-Verfahren zur Quadratwurzelberechnung</w:t>
-      </w:r>
-    </w:p>
-    <w:p>
-      <w:pPr>
-        <w:pStyle w:val="FirstParagraph"/>
-      </w:pPr>
+    <w:bookmarkStart w:id="30" w:name="exr-line"/>
+    <w:p>
+      <w:pPr>
+        <w:pStyle w:val="BodyText"/>
+      </w:pPr>
+      <w:r>
+        <w:rPr>
+          <w:bCs/>
+          <w:b/>
+        </w:rPr>
+        <w:t xml:space="preserve">Übungsaufgabe 8 (Heron-Verfahren zur Quadratwurzelberechnung)</w:t>
+      </w:r>
+      <w:r>
+        <w:t xml:space="preserve"> </w:t>
+      </w:r>
       <w:r>
         <w:t xml:space="preserve">Schreiben Sie ein Programm, das die Quadratwurzel einer Zahl mithilfe des Heron-Verfahrens approximiert.</w:t>
       </w:r>
     </w:p>
     <w:bookmarkEnd w:id="30"/>
-    <w:bookmarkStart w:id="31" w:name="zahlenraten-spiel"/>
-    <w:p>
-      <w:pPr>
-        <w:pStyle w:val="Heading2"/>
-      </w:pPr>
-      <w:r>
-        <w:t xml:space="preserve">Zahlenraten-Spiel</w:t>
-      </w:r>
-    </w:p>
-    <w:p>
-      <w:pPr>
-        <w:pStyle w:val="FirstParagraph"/>
-      </w:pPr>
+    <w:bookmarkStart w:id="31" w:name="exr-line"/>
+    <w:p>
+      <w:pPr>
+        <w:pStyle w:val="BodyText"/>
+      </w:pPr>
+      <w:r>
+        <w:rPr>
+          <w:bCs/>
+          <w:b/>
+        </w:rPr>
+        <w:t xml:space="preserve">Übungsaufgabe 9 (Zahlenraten-Spiel)</w:t>
+      </w:r>
+      <w:r>
+        <w:t xml:space="preserve"> </w:t>
+      </w:r>
       <w:r>
         <w:t xml:space="preserve">Schreiben Sie ein Programm, bei dem der Computer eine zufällige Zahl wählt und der Benutzer raten muss, welche es ist. Der Computer gibt Hinweise, ob die Zahl höher oder niedriger ist.</w:t>
       </w:r>
     </w:p>
     <w:bookmarkEnd w:id="31"/>
-    <w:bookmarkStart w:id="32" w:name="eulersche-zahl-e-approximieren"/>
-    <w:p>
-      <w:pPr>
-        <w:pStyle w:val="Heading2"/>
-      </w:pPr>
-      <w:r>
-        <w:t xml:space="preserve">Euler’sche Zahl (e) approximieren</w:t>
-      </w:r>
-    </w:p>
-    <w:p>
-      <w:pPr>
-        <w:pStyle w:val="FirstParagraph"/>
-      </w:pPr>
+    <w:bookmarkStart w:id="32" w:name="exr-line"/>
+    <w:p>
+      <w:pPr>
+        <w:pStyle w:val="BodyText"/>
+      </w:pPr>
+      <w:r>
+        <w:rPr>
+          <w:bCs/>
+          <w:b/>
+        </w:rPr>
+        <w:t xml:space="preserve">Übungsaufgabe 10 (Euler’sche Zahl (e) approximieren)</w:t>
+      </w:r>
+      <w:r>
+        <w:t xml:space="preserve"> </w:t>
+      </w:r>
       <w:r>
         <w:t xml:space="preserve">Schreiben Sie ein Programm, das die eulersche Zahl (e) durch die Summation einer Reihe approximiert.</w:t>
       </w:r>
     </w:p>
     <w:bookmarkEnd w:id="32"/>
-    <w:bookmarkStart w:id="33" w:name="berechnung-der-harmonischen-reihe"/>
-    <w:p>
-      <w:pPr>
-        <w:pStyle w:val="Heading2"/>
-      </w:pPr>
-      <w:r>
-        <w:t xml:space="preserve">Berechnung der Harmonischen Reihe</w:t>
-      </w:r>
-    </w:p>
-    <w:p>
-      <w:pPr>
-        <w:pStyle w:val="FirstParagraph"/>
-      </w:pPr>
+    <w:bookmarkStart w:id="33" w:name="exr-line"/>
+    <w:p>
+      <w:pPr>
+        <w:pStyle w:val="BodyText"/>
+      </w:pPr>
+      <w:r>
+        <w:rPr>
+          <w:bCs/>
+          <w:b/>
+        </w:rPr>
+        <w:t xml:space="preserve">Übungsaufgabe 11 (Berechnung der Harmonischen Reihe)</w:t>
+      </w:r>
+      <w:r>
+        <w:t xml:space="preserve"> </w:t>
+      </w:r>
       <w:r>
         <w:t xml:space="preserve">Schreiben Sie ein Programm, das die Summe der ersten n Terme der harmonischen Reihe berechnet.</w:t>
       </w:r>
     </w:p>
     <w:bookmarkEnd w:id="33"/>
-    <w:bookmarkStart w:id="34" w:name="collatz-vermutung"/>
-    <w:p>
-      <w:pPr>
-        <w:pStyle w:val="Heading2"/>
-      </w:pPr>
-      <w:r>
-        <w:t xml:space="preserve">Collatz-Vermutung</w:t>
-      </w:r>
-    </w:p>
-    <w:p>
-      <w:pPr>
-        <w:pStyle w:val="FirstParagraph"/>
-      </w:pPr>
+    <w:bookmarkStart w:id="34" w:name="exr-line"/>
+    <w:p>
+      <w:pPr>
+        <w:pStyle w:val="BodyText"/>
+      </w:pPr>
+      <w:r>
+        <w:rPr>
+          <w:bCs/>
+          <w:b/>
+        </w:rPr>
+        <w:t xml:space="preserve">Übungsaufgabe 12 (Collatz-Vermutung)</w:t>
+      </w:r>
+      <w:r>
+        <w:t xml:space="preserve"> </w:t>
+      </w:r>
       <w:r>
         <w:t xml:space="preserve">Schreiben Sie ein Programm, das die Collatz-Sequenz für eine gegebene Zahl berechnet.</w:t>
       </w:r>
     </w:p>
     <w:bookmarkEnd w:id="34"/>
-    <w:bookmarkStart w:id="35" w:name="primfaktorzerlegung"/>
-    <w:p>
-      <w:pPr>
-        <w:pStyle w:val="Heading2"/>
-      </w:pPr>
-      <w:r>
-        <w:t xml:space="preserve">Primfaktorzerlegung</w:t>
-      </w:r>
-    </w:p>
-    <w:p>
-      <w:pPr>
-        <w:pStyle w:val="FirstParagraph"/>
-      </w:pPr>
+    <w:bookmarkStart w:id="35" w:name="exr-line"/>
+    <w:p>
+      <w:pPr>
+        <w:pStyle w:val="BodyText"/>
+      </w:pPr>
+      <w:r>
+        <w:rPr>
+          <w:bCs/>
+          <w:b/>
+        </w:rPr>
+        <w:t xml:space="preserve">Übungsaufgabe 13 (Primfaktorzerlegung)</w:t>
+      </w:r>
+      <w:r>
+        <w:t xml:space="preserve"> </w:t>
+      </w:r>
       <w:r>
         <w:t xml:space="preserve">Schreiben Sie ein Programm, das die Primfaktorzerlegung einer gegebenen Zahl findet.</w:t>
       </w:r>
     </w:p>
     <w:bookmarkEnd w:id="35"/>
-    <w:bookmarkStart w:id="38" w:name="numerisches-lösungsverfahren"/>
-    <w:p>
-      <w:pPr>
-        <w:pStyle w:val="Heading2"/>
-      </w:pPr>
-      <w:r>
-        <w:t xml:space="preserve">Numerisches Lösungsverfahren</w:t>
-      </w:r>
-    </w:p>
-    <w:p>
-      <w:pPr>
-        <w:pStyle w:val="FirstParagraph"/>
-      </w:pPr>
+    <w:bookmarkStart w:id="38" w:name="exr-line"/>
+    <w:p>
+      <w:pPr>
+        <w:pStyle w:val="BodyText"/>
+      </w:pPr>
+      <w:r>
+        <w:rPr>
+          <w:bCs/>
+          <w:b/>
+        </w:rPr>
+        <w:t xml:space="preserve">Übungsaufgabe 14 (Numerisches Lösungsverfahren)</w:t>
+      </w:r>
+      <w:r>
+        <w:t xml:space="preserve"> </w:t>
+      </w:r>
       <w:r>
         <w:t xml:space="preserve">Schreiben Sie ein Programm, welche für die Polynomfunktion</w:t>
       </w:r>

--- a/docs/lerngelegenheiten/LG_math-python/woche_03.docx
+++ b/docs/lerngelegenheiten/LG_math-python/woche_03.docx
@@ -20,20 +20,6 @@
       </w:r>
       <w:r>
         <w:t xml:space="preserve">Loops</w:t>
-      </w:r>
-    </w:p>
-    <w:p>
-      <w:pPr>
-        <w:pStyle w:val="Author"/>
-      </w:pPr>
-      <w:r>
-        <w:t xml:space="preserve">Richard</w:t>
-      </w:r>
-      <w:r>
-        <w:t xml:space="preserve"> </w:t>
-      </w:r>
-      <w:r>
-        <w:t xml:space="preserve">Conrardy</w:t>
       </w:r>
     </w:p>
     <w:p>

--- a/docs/lerngelegenheiten/LG_math-python/woche_03.docx
+++ b/docs/lerngelegenheiten/LG_math-python/woche_03.docx
@@ -155,7 +155,7 @@
           <w:bCs/>
           <w:b/>
         </w:rPr>
-        <w:t xml:space="preserve">Übungsaufgabe 4 (Primzahlen fvinden)</w:t>
+        <w:t xml:space="preserve">Übungsaufgabe 4 (Primzahlen finden)</w:t>
       </w:r>
       <w:r>
         <w:t xml:space="preserve"> </w:t>
@@ -181,7 +181,7 @@
         <w:t xml:space="preserve"> </w:t>
       </w:r>
       <w:r>
-        <w:t xml:space="preserve">Schreiben Sie ein Programm, das die Summe der geraden und ungeraden Zahlen in einer gegebenen Liste berechnet.</w:t>
+        <w:t xml:space="preserve">Schreiben Sie ein Programm, das die Summe der geraden und ungeraden Zahlen bis zu einer bestimmten Zahl berechnet.</w:t>
       </w:r>
     </w:p>
     <w:p>

--- a/docs/lerngelegenheiten/LG_math-python/woche_03.docx
+++ b/docs/lerngelegenheiten/LG_math-python/woche_03.docx
@@ -7,19 +7,7 @@
         <w:pStyle w:val="Title"/>
       </w:pPr>
       <w:r>
-        <w:t xml:space="preserve">Übungen</w:t>
-      </w:r>
-      <w:r>
-        <w:t xml:space="preserve"> </w:t>
-      </w:r>
-      <w:r>
-        <w:t xml:space="preserve">mit</w:t>
-      </w:r>
-      <w:r>
-        <w:t xml:space="preserve"> </w:t>
-      </w:r>
-      <w:r>
-        <w:t xml:space="preserve">Loops</w:t>
+        <w:t xml:space="preserve">Übungen mit Loops</w:t>
       </w:r>
     </w:p>
     <w:p>
@@ -27,13 +15,7 @@
         <w:pStyle w:val="Author"/>
       </w:pPr>
       <w:r>
-        <w:t xml:space="preserve">Richard</w:t>
-      </w:r>
-      <w:r>
-        <w:t xml:space="preserve"> </w:t>
-      </w:r>
-      <w:r>
-        <w:t xml:space="preserve">Conrardy</w:t>
+        <w:t xml:space="preserve">Richard Conrardy</w:t>
       </w:r>
     </w:p>
     <w:p>
@@ -60,8 +42,8 @@
       </w:pPr>
       <w:r>
         <w:rPr>
+          <w:b/>
           <w:bCs/>
-          <w:b/>
         </w:rPr>
         <w:t xml:space="preserve">Übungsaufgabe 1 (Summation von natürlichen Zahlen)</w:t>
       </w:r>
@@ -78,8 +60,8 @@
       </w:pPr>
       <w:r>
         <w:rPr>
+          <w:i/>
           <w:iCs/>
-          <w:i/>
         </w:rPr>
         <w:t xml:space="preserve">Hinweis:</w:t>
       </w:r>
@@ -98,8 +80,8 @@
       </w:pPr>
       <w:r>
         <w:rPr>
+          <w:b/>
           <w:bCs/>
-          <w:b/>
         </w:rPr>
         <w:t xml:space="preserve">Übungsaufgabe 2 (Berechnung von Fakultäten)</w:t>
       </w:r>
@@ -132,8 +114,8 @@
       </w:pPr>
       <w:r>
         <w:rPr>
+          <w:b/>
           <w:bCs/>
-          <w:b/>
         </w:rPr>
         <w:t xml:space="preserve">Übungsaufgabe 3 (Fibonacci-Folge)</w:t>
       </w:r>
@@ -152,8 +134,8 @@
       </w:pPr>
       <w:r>
         <w:rPr>
+          <w:b/>
           <w:bCs/>
-          <w:b/>
         </w:rPr>
         <w:t xml:space="preserve">Übungsaufgabe 4 (Primzahlen finden)</w:t>
       </w:r>
@@ -172,8 +154,8 @@
       </w:pPr>
       <w:r>
         <w:rPr>
+          <w:b/>
           <w:bCs/>
-          <w:b/>
         </w:rPr>
         <w:t xml:space="preserve">Übungsaufgabe 5 (Summe von geraden und ungeraden Zahlen)</w:t>
       </w:r>
@@ -190,8 +172,8 @@
       </w:pPr>
       <w:r>
         <w:rPr>
+          <w:b/>
           <w:bCs/>
-          <w:b/>
         </w:rPr>
         <w:t xml:space="preserve">Hinweis:</w:t>
       </w:r>
@@ -224,8 +206,8 @@
       </w:pPr>
       <w:r>
         <w:rPr>
+          <w:b/>
           <w:bCs/>
-          <w:b/>
         </w:rPr>
         <w:t xml:space="preserve">Übungsaufgabe 6 (Berechnung von Pi mit Monte-Carlo-Methode)</w:t>
       </w:r>
@@ -360,8 +342,8 @@
       </w:pPr>
       <w:r>
         <w:rPr>
+          <w:b/>
           <w:bCs/>
-          <w:b/>
         </w:rPr>
         <w:t xml:space="preserve">Übungsaufgabe 7 (Binomialkoeffizienten)</w:t>
       </w:r>
@@ -380,8 +362,8 @@
       </w:pPr>
       <w:r>
         <w:rPr>
+          <w:b/>
           <w:bCs/>
-          <w:b/>
         </w:rPr>
         <w:t xml:space="preserve">Übungsaufgabe 8 (Heron-Verfahren zur Quadratwurzelberechnung)</w:t>
       </w:r>
@@ -400,8 +382,8 @@
       </w:pPr>
       <w:r>
         <w:rPr>
+          <w:b/>
           <w:bCs/>
-          <w:b/>
         </w:rPr>
         <w:t xml:space="preserve">Übungsaufgabe 9 (Zahlenraten-Spiel)</w:t>
       </w:r>
@@ -420,8 +402,8 @@
       </w:pPr>
       <w:r>
         <w:rPr>
+          <w:b/>
           <w:bCs/>
-          <w:b/>
         </w:rPr>
         <w:t xml:space="preserve">Übungsaufgabe 10 (Euler’sche Zahl (e) approximieren)</w:t>
       </w:r>
@@ -440,8 +422,8 @@
       </w:pPr>
       <w:r>
         <w:rPr>
+          <w:b/>
           <w:bCs/>
-          <w:b/>
         </w:rPr>
         <w:t xml:space="preserve">Übungsaufgabe 11 (Berechnung der Harmonischen Reihe)</w:t>
       </w:r>
@@ -460,8 +442,8 @@
       </w:pPr>
       <w:r>
         <w:rPr>
+          <w:b/>
           <w:bCs/>
-          <w:b/>
         </w:rPr>
         <w:t xml:space="preserve">Übungsaufgabe 12 (Collatz-Vermutung)</w:t>
       </w:r>
@@ -480,8 +462,8 @@
       </w:pPr>
       <w:r>
         <w:rPr>
+          <w:b/>
           <w:bCs/>
-          <w:b/>
         </w:rPr>
         <w:t xml:space="preserve">Übungsaufgabe 13 (Primfaktorzerlegung)</w:t>
       </w:r>
@@ -500,8 +482,8 @@
       </w:pPr>
       <w:r>
         <w:rPr>
+          <w:b/>
           <w:bCs/>
-          <w:b/>
         </w:rPr>
         <w:t xml:space="preserve">Übungsaufgabe 14 (Numerisches Lösungsverfahren)</w:t>
       </w:r>
@@ -809,8 +791,8 @@
             </w:r>
             <w:r>
               <w:rPr>
+                <w:i/>
                 <w:iCs/>
-                <w:i/>
               </w:rPr>
               <w:t xml:space="preserve">numerisch</w:t>
             </w:r>
@@ -857,14 +839,14 @@
 <file path=word/numbering.xml><?xml version="1.0" encoding="utf-8"?>
 <w:numbering xmlns:w="http://schemas.openxmlformats.org/wordprocessingml/2006/main">
   <w:abstractNum w:abstractNumId="990">
-    <w:nsid w:val="A990"/>
+    <w:nsid w:val="0000A990"/>
     <w:multiLevelType w:val="multilevel"/>
     <w:lvl w:ilvl="0">
       <w:numFmt w:val="bullet"/>
       <w:lvlText w:val=" "/>
       <w:lvlJc w:val="left"/>
       <w:pPr>
-        <w:ind w:left="720" w:hanging="480"/>
+        <w:ind w:left="720" w:hanging="360"/>
       </w:pPr>
     </w:lvl>
     <w:lvl w:ilvl="1">
@@ -872,7 +854,7 @@
       <w:lvlText w:val=" "/>
       <w:lvlJc w:val="left"/>
       <w:pPr>
-        <w:ind w:left="1440" w:hanging="480"/>
+        <w:ind w:left="1440" w:hanging="360"/>
       </w:pPr>
     </w:lvl>
     <w:lvl w:ilvl="2">
@@ -880,7 +862,7 @@
       <w:lvlText w:val=" "/>
       <w:lvlJc w:val="left"/>
       <w:pPr>
-        <w:ind w:left="2160" w:hanging="480"/>
+        <w:ind w:left="2160" w:hanging="360"/>
       </w:pPr>
     </w:lvl>
     <w:lvl w:ilvl="3">
@@ -888,7 +870,7 @@
       <w:lvlText w:val=" "/>
       <w:lvlJc w:val="left"/>
       <w:pPr>
-        <w:ind w:left="2880" w:hanging="480"/>
+        <w:ind w:left="2880" w:hanging="360"/>
       </w:pPr>
     </w:lvl>
     <w:lvl w:ilvl="4">
@@ -896,7 +878,7 @@
       <w:lvlText w:val=" "/>
       <w:lvlJc w:val="left"/>
       <w:pPr>
-        <w:ind w:left="3600" w:hanging="480"/>
+        <w:ind w:left="3600" w:hanging="360"/>
       </w:pPr>
     </w:lvl>
     <w:lvl w:ilvl="5">
@@ -904,7 +886,7 @@
       <w:lvlText w:val=" "/>
       <w:lvlJc w:val="left"/>
       <w:pPr>
-        <w:ind w:left="4320" w:hanging="480"/>
+        <w:ind w:left="4320" w:hanging="360"/>
       </w:pPr>
     </w:lvl>
     <w:lvl w:ilvl="6">
@@ -912,7 +894,7 @@
       <w:lvlText w:val=" "/>
       <w:lvlJc w:val="left"/>
       <w:pPr>
-        <w:ind w:left="5040" w:hanging="480"/>
+        <w:ind w:left="5040" w:hanging="360"/>
       </w:pPr>
     </w:lvl>
     <w:lvl w:ilvl="7">
@@ -920,7 +902,7 @@
       <w:lvlText w:val=" "/>
       <w:lvlJc w:val="left"/>
       <w:pPr>
-        <w:ind w:left="5760" w:hanging="480"/>
+        <w:ind w:left="5760" w:hanging="360"/>
       </w:pPr>
     </w:lvl>
     <w:lvl w:ilvl="8">
@@ -928,7 +910,7 @@
       <w:lvlText w:val=" "/>
       <w:lvlJc w:val="left"/>
       <w:pPr>
-        <w:ind w:left="6480" w:hanging="480"/>
+        <w:ind w:left="6480" w:hanging="360"/>
       </w:pPr>
     </w:lvl>
   </w:abstractNum>
@@ -964,10 +946,10 @@
     <w:name w:val="Body Text"/>
     <w:basedOn w:val="Normal"/>
     <w:link w:val="BodyTextChar"/>
+    <w:qFormat/>
     <w:pPr>
       <w:spacing w:after="180" w:before="180"/>
     </w:pPr>
-    <w:qFormat/>
   </w:style>
   <w:style w:customStyle="1" w:styleId="FirstParagraph" w:type="paragraph">
     <w:name w:val="First Paragraph"/>
@@ -987,36 +969,69 @@
     <w:name w:val="Title"/>
     <w:basedOn w:val="Normal"/>
     <w:next w:val="BodyText"/>
-    <w:qFormat/>
-    <w:pPr>
-      <w:keepNext/>
-      <w:keepLines/>
-      <w:spacing w:after="240" w:before="480"/>
+    <w:link w:val="TitleChar"/>
+    <w:uiPriority w:val="10"/>
+    <w:qFormat/>
+    <w:rsid w:val="00A10FD9"/>
+    <w:pPr>
+      <w:spacing w:after="80" w:line="240" w:lineRule="auto"/>
+      <w:contextualSpacing/>
       <w:jc w:val="center"/>
     </w:pPr>
     <w:rPr>
       <w:rFonts w:asciiTheme="majorHAnsi" w:cstheme="majorBidi" w:eastAsiaTheme="majorEastAsia" w:hAnsiTheme="majorHAnsi"/>
-      <w:b/>
-      <w:bCs/>
-      <w:color w:themeColor="accent1" w:themeShade="B5" w:val="345A8A"/>
-      <w:sz w:val="36"/>
-      <w:szCs w:val="36"/>
+      <w:spacing w:val="-10"/>
+      <w:kern w:val="28"/>
+      <w:sz w:val="56"/>
+      <w:szCs w:val="56"/>
+    </w:rPr>
+  </w:style>
+  <w:style w:customStyle="1" w:styleId="TitleChar" w:type="character">
+    <w:name w:val="Title Char"/>
+    <w:basedOn w:val="DefaultParagraphFont"/>
+    <w:link w:val="Title"/>
+    <w:uiPriority w:val="10"/>
+    <w:rsid w:val="00A10FD9"/>
+    <w:rPr>
+      <w:rFonts w:asciiTheme="majorHAnsi" w:cstheme="majorBidi" w:eastAsiaTheme="majorEastAsia" w:hAnsiTheme="majorHAnsi"/>
+      <w:spacing w:val="-10"/>
+      <w:kern w:val="28"/>
+      <w:sz w:val="56"/>
+      <w:szCs w:val="56"/>
     </w:rPr>
   </w:style>
   <w:style w:styleId="Subtitle" w:type="paragraph">
     <w:name w:val="Subtitle"/>
     <w:basedOn w:val="Title"/>
     <w:next w:val="BodyText"/>
-    <w:qFormat/>
-    <w:pPr>
-      <w:keepNext/>
-      <w:keepLines/>
-      <w:spacing w:after="240" w:before="240"/>
-      <w:jc w:val="center"/>
-    </w:pPr>
-    <w:rPr>
-      <w:sz w:val="30"/>
-      <w:szCs w:val="30"/>
+    <w:link w:val="SubtitleChar"/>
+    <w:uiPriority w:val="11"/>
+    <w:qFormat/>
+    <w:rsid w:val="00A10FD9"/>
+    <w:pPr>
+      <w:numPr>
+        <w:ilvl w:val="1"/>
+      </w:numPr>
+    </w:pPr>
+    <w:rPr>
+      <w:rFonts w:cstheme="majorBidi" w:eastAsiaTheme="majorEastAsia"/>
+      <w:spacing w:val="15"/>
+      <w:sz w:val="28"/>
+      <w:szCs w:val="28"/>
+    </w:rPr>
+  </w:style>
+  <w:style w:customStyle="1" w:styleId="SubtitleChar" w:type="character">
+    <w:name w:val="Subtitle Char"/>
+    <w:basedOn w:val="DefaultParagraphFont"/>
+    <w:link w:val="Subtitle"/>
+    <w:uiPriority w:val="11"/>
+    <w:rsid w:val="00A10FD9"/>
+    <w:rPr>
+      <w:rFonts w:cstheme="majorBidi" w:eastAsiaTheme="majorEastAsia"/>
+      <w:color w:themeColor="text1" w:themeTint="A6" w:val="595959"/>
+      <w:spacing w:val="15"/>
+      <w:sz w:val="28"/>
+      <w:szCs w:val="28"/>
     </w:rPr>
   </w:style>
   <w:style w:customStyle="1" w:styleId="Author" w:type="paragraph">
@@ -1047,15 +1062,13 @@
     <w:pPr>
       <w:keepNext/>
       <w:keepLines/>
+      <w:spacing w:after="0" w:before="300"/>
       <w:jc w:val="center"/>
-      <w:spacing w:after="0" w:before="300"/>
-    </w:pPr>
-    <w:rPr>
+    </w:pPr>
+    <w:rPr>
+      <w:b/>
       <w:sz w:val="20"/>
       <w:szCs w:val="20"/>
-      <w:b/>
-      <w:color w:val="345A8A"/>
-      &gt;
     </w:rPr>
   </w:style>
   <w:style w:customStyle="1" w:styleId="Abstract" w:type="paragraph">
@@ -1082,191 +1095,321 @@
     <w:rPr/>
   </w:style>
   <w:style w:styleId="Heading1" w:type="paragraph">
-    <w:name w:val="Heading 1"/>
+    <w:name w:val="heading 1"/>
     <w:basedOn w:val="Normal"/>
     <w:next w:val="BodyText"/>
+    <w:link w:val="Heading1Char"/>
     <w:uiPriority w:val="9"/>
     <w:qFormat/>
+    <w:rsid w:val="00A10FD9"/>
     <w:pPr>
       <w:keepNext/>
       <w:keepLines/>
-      <w:spacing w:after="0" w:before="480"/>
+      <w:spacing w:after="80" w:before="360"/>
       <w:outlineLvl w:val="0"/>
     </w:pPr>
     <w:rPr>
       <w:rFonts w:asciiTheme="majorHAnsi" w:cstheme="majorBidi" w:eastAsiaTheme="majorEastAsia" w:hAnsiTheme="majorHAnsi"/>
-      <w:b/>
-      <w:bCs/>
-      <w:color w:themeColor="accent1" w:val="4F81BD"/>
+      <w:color w:themeColor="accent1" w:themeShade="BF" w:val="0F4761"/>
+      <w:sz w:val="40"/>
+      <w:szCs w:val="40"/>
+    </w:rPr>
+  </w:style>
+  <w:style w:styleId="Heading2" w:type="paragraph">
+    <w:name w:val="heading 2"/>
+    <w:basedOn w:val="Normal"/>
+    <w:next w:val="BodyText"/>
+    <w:link w:val="Heading2Char"/>
+    <w:uiPriority w:val="9"/>
+    <w:semiHidden/>
+    <w:unhideWhenUsed/>
+    <w:qFormat/>
+    <w:rsid w:val="00A10FD9"/>
+    <w:pPr>
+      <w:keepNext/>
+      <w:keepLines/>
+      <w:spacing w:after="80" w:before="160"/>
+      <w:outlineLvl w:val="1"/>
+    </w:pPr>
+    <w:rPr>
+      <w:rFonts w:asciiTheme="majorHAnsi" w:cstheme="majorBidi" w:eastAsiaTheme="majorEastAsia" w:hAnsiTheme="majorHAnsi"/>
+      <w:color w:themeColor="accent1" w:themeShade="BF" w:val="0F4761"/>
       <w:sz w:val="32"/>
       <w:szCs w:val="32"/>
     </w:rPr>
   </w:style>
-  <w:style w:styleId="Heading2" w:type="paragraph">
-    <w:name w:val="Heading 2"/>
+  <w:style w:styleId="Heading3" w:type="paragraph">
+    <w:name w:val="heading 3"/>
     <w:basedOn w:val="Normal"/>
     <w:next w:val="BodyText"/>
+    <w:link w:val="Heading3Char"/>
     <w:uiPriority w:val="9"/>
+    <w:semiHidden/>
     <w:unhideWhenUsed/>
     <w:qFormat/>
+    <w:rsid w:val="00A10FD9"/>
     <w:pPr>
       <w:keepNext/>
       <w:keepLines/>
-      <w:spacing w:after="0" w:before="200"/>
-      <w:outlineLvl w:val="1"/>
-    </w:pPr>
-    <w:rPr>
-      <w:rFonts w:asciiTheme="majorHAnsi" w:cstheme="majorBidi" w:eastAsiaTheme="majorEastAsia" w:hAnsiTheme="majorHAnsi"/>
-      <w:b/>
-      <w:bCs/>
-      <w:color w:themeColor="accent1" w:val="4F81BD"/>
+      <w:spacing w:after="80" w:before="160"/>
+      <w:outlineLvl w:val="2"/>
+    </w:pPr>
+    <w:rPr>
+      <w:rFonts w:cstheme="majorBidi" w:eastAsiaTheme="majorEastAsia"/>
+      <w:color w:themeColor="accent1" w:themeShade="BF" w:val="0F4761"/>
       <w:sz w:val="28"/>
       <w:szCs w:val="28"/>
     </w:rPr>
   </w:style>
-  <w:style w:styleId="Heading3" w:type="paragraph">
-    <w:name w:val="Heading 3"/>
+  <w:style w:styleId="Heading4" w:type="paragraph">
+    <w:name w:val="heading 4"/>
     <w:basedOn w:val="Normal"/>
     <w:next w:val="BodyText"/>
+    <w:link w:val="Heading4Char"/>
     <w:uiPriority w:val="9"/>
+    <w:semiHidden/>
     <w:unhideWhenUsed/>
     <w:qFormat/>
+    <w:rsid w:val="00A10FD9"/>
     <w:pPr>
       <w:keepNext/>
       <w:keepLines/>
-      <w:spacing w:after="0" w:before="200"/>
-      <w:outlineLvl w:val="2"/>
-    </w:pPr>
-    <w:rPr>
-      <w:rFonts w:asciiTheme="majorHAnsi" w:cstheme="majorBidi" w:eastAsiaTheme="majorEastAsia" w:hAnsiTheme="majorHAnsi"/>
-      <w:b/>
-      <w:bCs/>
-      <w:color w:themeColor="accent1" w:val="4F81BD"/>
-      <w:sz w:val="24"/>
-      <w:szCs w:val="24"/>
-    </w:rPr>
-  </w:style>
-  <w:style w:styleId="Heading4" w:type="paragraph">
-    <w:name w:val="Heading 4"/>
+      <w:spacing w:after="40" w:before="80"/>
+      <w:outlineLvl w:val="3"/>
+    </w:pPr>
+    <w:rPr>
+      <w:rFonts w:cstheme="majorBidi" w:eastAsiaTheme="majorEastAsia"/>
+      <w:i/>
+      <w:iCs/>
+      <w:color w:themeColor="accent1" w:themeShade="BF" w:val="0F4761"/>
+    </w:rPr>
+  </w:style>
+  <w:style w:styleId="Heading5" w:type="paragraph">
+    <w:name w:val="heading 5"/>
     <w:basedOn w:val="Normal"/>
     <w:next w:val="BodyText"/>
+    <w:link w:val="Heading5Char"/>
     <w:uiPriority w:val="9"/>
+    <w:semiHidden/>
     <w:unhideWhenUsed/>
     <w:qFormat/>
+    <w:rsid w:val="00A10FD9"/>
     <w:pPr>
       <w:keepNext/>
       <w:keepLines/>
-      <w:spacing w:after="0" w:before="200"/>
-      <w:outlineLvl w:val="3"/>
-    </w:pPr>
-    <w:rPr>
-      <w:rFonts w:asciiTheme="majorHAnsi" w:cstheme="majorBidi" w:eastAsiaTheme="majorEastAsia" w:hAnsiTheme="majorHAnsi"/>
-      <w:i/>
-      <w:bCs/>
-      <w:color w:themeColor="accent1" w:val="4F81BD"/>
-      <w:sz w:val="24"/>
-      <w:szCs w:val="24"/>
-    </w:rPr>
-  </w:style>
-  <w:style w:styleId="Heading5" w:type="paragraph">
-    <w:name w:val="Heading 5"/>
+      <w:spacing w:after="40" w:before="80"/>
+      <w:outlineLvl w:val="4"/>
+    </w:pPr>
+    <w:rPr>
+      <w:rFonts w:cstheme="majorBidi" w:eastAsiaTheme="majorEastAsia"/>
+      <w:color w:themeColor="accent1" w:themeShade="BF" w:val="0F4761"/>
+    </w:rPr>
+  </w:style>
+  <w:style w:styleId="Heading6" w:type="paragraph">
+    <w:name w:val="heading 6"/>
     <w:basedOn w:val="Normal"/>
     <w:next w:val="BodyText"/>
+    <w:link w:val="Heading6Char"/>
     <w:uiPriority w:val="9"/>
+    <w:semiHidden/>
     <w:unhideWhenUsed/>
     <w:qFormat/>
+    <w:rsid w:val="00A10FD9"/>
     <w:pPr>
       <w:keepNext/>
       <w:keepLines/>
-      <w:spacing w:after="0" w:before="200"/>
-      <w:outlineLvl w:val="4"/>
-    </w:pPr>
-    <w:rPr>
-      <w:rFonts w:asciiTheme="majorHAnsi" w:cstheme="majorBidi" w:eastAsiaTheme="majorEastAsia" w:hAnsiTheme="majorHAnsi"/>
+      <w:spacing w:after="0" w:before="40"/>
+      <w:outlineLvl w:val="5"/>
+    </w:pPr>
+    <w:rPr>
+      <w:rFonts w:cstheme="majorBidi" w:eastAsiaTheme="majorEastAsia"/>
+      <w:i/>
       <w:iCs/>
-      <w:color w:themeColor="accent1" w:val="4F81BD"/>
-      <w:sz w:val="24"/>
-      <w:szCs w:val="24"/>
-    </w:rPr>
-  </w:style>
-  <w:style w:styleId="Heading6" w:type="paragraph">
-    <w:name w:val="Heading 6"/>
+      <w:color w:themeColor="text1" w:themeTint="A6" w:val="595959"/>
+    </w:rPr>
+  </w:style>
+  <w:style w:styleId="Heading7" w:type="paragraph">
+    <w:name w:val="heading 7"/>
     <w:basedOn w:val="Normal"/>
     <w:next w:val="BodyText"/>
+    <w:link w:val="Heading7Char"/>
     <w:uiPriority w:val="9"/>
+    <w:semiHidden/>
     <w:unhideWhenUsed/>
     <w:qFormat/>
+    <w:rsid w:val="00A10FD9"/>
     <w:pPr>
       <w:keepNext/>
       <w:keepLines/>
-      <w:spacing w:after="0" w:before="200"/>
-      <w:outlineLvl w:val="5"/>
-    </w:pPr>
-    <w:rPr>
-      <w:rFonts w:asciiTheme="majorHAnsi" w:cstheme="majorBidi" w:eastAsiaTheme="majorEastAsia" w:hAnsiTheme="majorHAnsi"/>
-      <w:color w:themeColor="accent1" w:val="4F81BD"/>
-      <w:sz w:val="24"/>
-      <w:szCs w:val="24"/>
-    </w:rPr>
-  </w:style>
-  <w:style w:styleId="Heading7" w:type="paragraph">
-    <w:name w:val="Heading 7"/>
+      <w:spacing w:after="0" w:before="40"/>
+      <w:outlineLvl w:val="6"/>
+    </w:pPr>
+    <w:rPr>
+      <w:rFonts w:cstheme="majorBidi" w:eastAsiaTheme="majorEastAsia"/>
+      <w:color w:themeColor="text1" w:themeTint="A6" w:val="595959"/>
+    </w:rPr>
+  </w:style>
+  <w:style w:styleId="Heading8" w:type="paragraph">
+    <w:name w:val="heading 8"/>
     <w:basedOn w:val="Normal"/>
     <w:next w:val="BodyText"/>
+    <w:link w:val="Heading8Char"/>
     <w:uiPriority w:val="9"/>
+    <w:semiHidden/>
     <w:unhideWhenUsed/>
     <w:qFormat/>
+    <w:rsid w:val="00A10FD9"/>
     <w:pPr>
       <w:keepNext/>
       <w:keepLines/>
-      <w:spacing w:after="0" w:before="200"/>
-      <w:outlineLvl w:val="6"/>
-    </w:pPr>
-    <w:rPr>
-      <w:rFonts w:asciiTheme="majorHAnsi" w:cstheme="majorBidi" w:eastAsiaTheme="majorEastAsia" w:hAnsiTheme="majorHAnsi"/>
-      <w:color w:themeColor="accent1" w:val="4F81BD"/>
-      <w:sz w:val="24"/>
-      <w:szCs w:val="24"/>
-    </w:rPr>
-  </w:style>
-  <w:style w:styleId="Heading8" w:type="paragraph">
-    <w:name w:val="Heading 8"/>
+      <w:spacing w:after="0"/>
+      <w:outlineLvl w:val="7"/>
+    </w:pPr>
+    <w:rPr>
+      <w:rFonts w:cstheme="majorBidi" w:eastAsiaTheme="majorEastAsia"/>
+      <w:i/>
+      <w:iCs/>
+      <w:color w:themeColor="text1" w:themeTint="D8" w:val="272727"/>
+    </w:rPr>
+  </w:style>
+  <w:style w:styleId="Heading9" w:type="paragraph">
+    <w:name w:val="heading 9"/>
     <w:basedOn w:val="Normal"/>
     <w:next w:val="BodyText"/>
+    <w:link w:val="Heading9Char"/>
     <w:uiPriority w:val="9"/>
+    <w:semiHidden/>
     <w:unhideWhenUsed/>
     <w:qFormat/>
+    <w:rsid w:val="00A10FD9"/>
     <w:pPr>
       <w:keepNext/>
       <w:keepLines/>
-      <w:spacing w:after="0" w:before="200"/>
-      <w:outlineLvl w:val="7"/>
-    </w:pPr>
+      <w:spacing w:after="0"/>
+      <w:outlineLvl w:val="8"/>
+    </w:pPr>
+    <w:rPr>
+      <w:rFonts w:cstheme="majorBidi" w:eastAsiaTheme="majorEastAsia"/>
+      <w:color w:themeColor="text1" w:themeTint="D8" w:val="272727"/>
+    </w:rPr>
+  </w:style>
+  <w:style w:customStyle="1" w:styleId="Heading1Char" w:type="character">
+    <w:name w:val="Heading 1 Char"/>
+    <w:basedOn w:val="DefaultParagraphFont"/>
+    <w:link w:val="Heading1"/>
+    <w:uiPriority w:val="9"/>
+    <w:rsid w:val="00A10FD9"/>
     <w:rPr>
       <w:rFonts w:asciiTheme="majorHAnsi" w:cstheme="majorBidi" w:eastAsiaTheme="majorEastAsia" w:hAnsiTheme="majorHAnsi"/>
-      <w:color w:themeColor="accent1" w:val="4F81BD"/>
-      <w:sz w:val="24"/>
-      <w:szCs w:val="24"/>
-    </w:rPr>
-  </w:style>
-  <w:style w:styleId="Heading9" w:type="paragraph">
-    <w:name w:val="Heading 9"/>
-    <w:basedOn w:val="Normal"/>
-    <w:next w:val="BodyText"/>
+      <w:color w:themeColor="accent1" w:themeShade="BF" w:val="0F4761"/>
+      <w:sz w:val="40"/>
+      <w:szCs w:val="40"/>
+    </w:rPr>
+  </w:style>
+  <w:style w:customStyle="1" w:styleId="Heading2Char" w:type="character">
+    <w:name w:val="Heading 2 Char"/>
+    <w:basedOn w:val="DefaultParagraphFont"/>
+    <w:link w:val="Heading2"/>
     <w:uiPriority w:val="9"/>
-    <w:unhideWhenUsed/>
-    <w:qFormat/>
-    <w:pPr>
-      <w:keepNext/>
-      <w:keepLines/>
-      <w:spacing w:after="0" w:before="200"/>
-      <w:outlineLvl w:val="8"/>
-    </w:pPr>
+    <w:semiHidden/>
+    <w:rsid w:val="00A10FD9"/>
     <w:rPr>
       <w:rFonts w:asciiTheme="majorHAnsi" w:cstheme="majorBidi" w:eastAsiaTheme="majorEastAsia" w:hAnsiTheme="majorHAnsi"/>
-      <w:color w:themeColor="accent1" w:val="4F81BD"/>
-      <w:sz w:val="24"/>
-      <w:szCs w:val="24"/>
+      <w:color w:themeColor="accent1" w:themeShade="BF" w:val="0F4761"/>
+      <w:sz w:val="32"/>
+      <w:szCs w:val="32"/>
+    </w:rPr>
+  </w:style>
+  <w:style w:customStyle="1" w:styleId="Heading3Char" w:type="character">
+    <w:name w:val="Heading 3 Char"/>
+    <w:basedOn w:val="DefaultParagraphFont"/>
+    <w:link w:val="Heading3"/>
+    <w:uiPriority w:val="9"/>
+    <w:semiHidden/>
+    <w:rsid w:val="00A10FD9"/>
+    <w:rPr>
+      <w:rFonts w:cstheme="majorBidi" w:eastAsiaTheme="majorEastAsia"/>
+      <w:color w:themeColor="accent1" w:themeShade="BF" w:val="0F4761"/>
+      <w:sz w:val="28"/>
+      <w:szCs w:val="28"/>
+    </w:rPr>
+  </w:style>
+  <w:style w:customStyle="1" w:styleId="Heading4Char" w:type="character">
+    <w:name w:val="Heading 4 Char"/>
+    <w:basedOn w:val="DefaultParagraphFont"/>
+    <w:link w:val="Heading4"/>
+    <w:uiPriority w:val="9"/>
+    <w:semiHidden/>
+    <w:rsid w:val="00A10FD9"/>
+    <w:rPr>
+      <w:rFonts w:cstheme="majorBidi" w:eastAsiaTheme="majorEastAsia"/>
+      <w:i/>
+      <w:iCs/>
+      <w:color w:themeColor="accent1" w:themeShade="BF" w:val="0F4761"/>
+    </w:rPr>
+  </w:style>
+  <w:style w:customStyle="1" w:styleId="Heading5Char" w:type="character">
+    <w:name w:val="Heading 5 Char"/>
+    <w:basedOn w:val="DefaultParagraphFont"/>
+    <w:link w:val="Heading5"/>
+    <w:uiPriority w:val="9"/>
+    <w:semiHidden/>
+    <w:rsid w:val="00A10FD9"/>
+    <w:rPr>
+      <w:rFonts w:cstheme="majorBidi" w:eastAsiaTheme="majorEastAsia"/>
+      <w:color w:themeColor="accent1" w:themeShade="BF" w:val="0F4761"/>
+    </w:rPr>
+  </w:style>
+  <w:style w:customStyle="1" w:styleId="Heading6Char" w:type="character">
+    <w:name w:val="Heading 6 Char"/>
+    <w:basedOn w:val="DefaultParagraphFont"/>
+    <w:link w:val="Heading6"/>
+    <w:uiPriority w:val="9"/>
+    <w:semiHidden/>
+    <w:rsid w:val="00A10FD9"/>
+    <w:rPr>
+      <w:rFonts w:cstheme="majorBidi" w:eastAsiaTheme="majorEastAsia"/>
+      <w:i/>
+      <w:iCs/>
+      <w:color w:themeColor="text1" w:themeTint="A6" w:val="595959"/>
+    </w:rPr>
+  </w:style>
+  <w:style w:customStyle="1" w:styleId="Heading7Char" w:type="character">
+    <w:name w:val="Heading 7 Char"/>
+    <w:basedOn w:val="DefaultParagraphFont"/>
+    <w:link w:val="Heading7"/>
+    <w:uiPriority w:val="9"/>
+    <w:semiHidden/>
+    <w:rsid w:val="00A10FD9"/>
+    <w:rPr>
+      <w:rFonts w:cstheme="majorBidi" w:eastAsiaTheme="majorEastAsia"/>
+      <w:color w:themeColor="text1" w:themeTint="A6" w:val="595959"/>
+    </w:rPr>
+  </w:style>
+  <w:style w:customStyle="1" w:styleId="Heading8Char" w:type="character">
+    <w:name w:val="Heading 8 Char"/>
+    <w:basedOn w:val="DefaultParagraphFont"/>
+    <w:link w:val="Heading8"/>
+    <w:uiPriority w:val="9"/>
+    <w:semiHidden/>
+    <w:rsid w:val="00A10FD9"/>
+    <w:rPr>
+      <w:rFonts w:cstheme="majorBidi" w:eastAsiaTheme="majorEastAsia"/>
+      <w:i/>
+      <w:iCs/>
+      <w:color w:themeColor="text1" w:themeTint="D8" w:val="272727"/>
+    </w:rPr>
+  </w:style>
+  <w:style w:customStyle="1" w:styleId="Heading9Char" w:type="character">
+    <w:name w:val="Heading 9 Char"/>
+    <w:basedOn w:val="DefaultParagraphFont"/>
+    <w:link w:val="Heading9"/>
+    <w:uiPriority w:val="9"/>
+    <w:semiHidden/>
+    <w:rsid w:val="00A10FD9"/>
+    <w:rPr>
+      <w:rFonts w:cstheme="majorBidi" w:eastAsiaTheme="majorEastAsia"/>
+      <w:color w:themeColor="text1" w:themeTint="D8" w:val="272727"/>
     </w:rPr>
   </w:style>
   <w:style w:styleId="BlockText" w:type="paragraph">
@@ -1291,8 +1434,8 @@
   </w:style>
   <w:style w:styleId="FootnoteBlockText" w:type="paragraph">
     <w:name w:val="Footnote Block Text"/>
-    <w:basedOn w:val="Footnote Text"/>
-    <w:next w:val="Footnote Text"/>
+    <w:basedOn w:val="FootnoteText"/>
+    <w:next w:val="FootnoteText"/>
     <w:uiPriority w:val="9"/>
     <w:unhideWhenUsed/>
     <w:qFormat/>
@@ -1330,10 +1473,10 @@
         <w:jc w:val="left"/>
       </w:trPr>
       <w:tcPr>
-        <w:vAlign w:val="bottom"/>
         <w:tcBorders>
           <w:bottom w:val="single"/>
         </w:tcBorders>
+        <w:vAlign w:val="bottom"/>
       </w:tcPr>
     </w:tblStylePr>
   </w:style>
@@ -1449,6 +1592,7 @@
     <w:name w:val="KeywordTok"/>
     <w:basedOn w:val="VerbatimChar"/>
     <w:rPr>
+      <w:b/>
       <w:color w:val="003b4f"/>
       <w:shd w:val="clear" w:fill="f1f3f5"/>
     </w:rPr>
@@ -1553,9 +1697,9 @@
     <w:name w:val="DocumentationTok"/>
     <w:basedOn w:val="VerbatimChar"/>
     <w:rPr>
+      <w:i/>
       <w:color w:val="5e5e5e"/>
       <w:shd w:val="clear" w:fill="f1f3f5"/>
-      <w:i/>
     </w:rPr>
   </w:style>
   <w:style w:type="character" w:customStyle="1" w:styleId="AnnotationTok">
@@ -1570,9 +1714,9 @@
     <w:name w:val="CommentVarTok"/>
     <w:basedOn w:val="VerbatimChar"/>
     <w:rPr>
+      <w:i/>
       <w:color w:val="5e5e5e"/>
       <w:shd w:val="clear" w:fill="f1f3f5"/>
-      <w:i/>
     </w:rPr>
   </w:style>
   <w:style w:type="character" w:customStyle="1" w:styleId="OtherTok">
@@ -1603,6 +1747,7 @@
     <w:name w:val="ControlFlowTok"/>
     <w:basedOn w:val="VerbatimChar"/>
     <w:rPr>
+      <w:b/>
       <w:color w:val="003b4f"/>
       <w:shd w:val="clear" w:fill="f1f3f5"/>
     </w:rPr>
@@ -1667,9 +1812,9 @@
     <w:name w:val="WarningTok"/>
     <w:basedOn w:val="VerbatimChar"/>
     <w:rPr>
+      <w:i/>
       <w:color w:val="5e5e5e"/>
       <w:shd w:val="clear" w:fill="f1f3f5"/>
-      <w:i/>
     </w:rPr>
   </w:style>
   <w:style w:type="character" w:customStyle="1" w:styleId="AlertTok">
@@ -1710,44 +1855,44 @@
         <a:sysClr val="window" lastClr="FFFFFF"/>
       </a:lt1>
       <a:dk2>
-        <a:srgbClr val="1F497D"/>
+        <a:srgbClr val="0E2841"/>
       </a:dk2>
       <a:lt2>
-        <a:srgbClr val="EEECE1"/>
+        <a:srgbClr val="E8E8E8"/>
       </a:lt2>
       <a:accent1>
-        <a:srgbClr val="4F81BD"/>
+        <a:srgbClr val="156082"/>
       </a:accent1>
       <a:accent2>
-        <a:srgbClr val="C0504D"/>
+        <a:srgbClr val="E97132"/>
       </a:accent2>
       <a:accent3>
-        <a:srgbClr val="9BBB59"/>
+        <a:srgbClr val="196B24"/>
       </a:accent3>
       <a:accent4>
-        <a:srgbClr val="8064A2"/>
+        <a:srgbClr val="0F9ED5"/>
       </a:accent4>
       <a:accent5>
-        <a:srgbClr val="4BACC6"/>
+        <a:srgbClr val="A02B93"/>
       </a:accent5>
       <a:accent6>
-        <a:srgbClr val="F79646"/>
+        <a:srgbClr val="4EA72E"/>
       </a:accent6>
       <a:hlink>
-        <a:srgbClr val="0000FF"/>
+        <a:srgbClr val="467886"/>
       </a:hlink>
       <a:folHlink>
-        <a:srgbClr val="800080"/>
+        <a:srgbClr val="96607D"/>
       </a:folHlink>
     </a:clrScheme>
     <a:fontScheme name="Office">
       <a:majorFont>
-        <a:latin typeface="Calibri"/>
+        <a:latin typeface="Aptos Display" panose="02110004020202020204"/>
         <a:ea typeface=""/>
         <a:cs typeface=""/>
-        <a:font script="Jpan" typeface="ＭＳ ゴシック"/>
+        <a:font script="Jpan" typeface="游ゴシック Light"/>
         <a:font script="Hang" typeface="맑은 고딕"/>
-        <a:font script="Hans" typeface="宋体"/>
+        <a:font script="Hans" typeface="等线 Light"/>
         <a:font script="Hant" typeface="新細明體"/>
         <a:font script="Arab" typeface="Times New Roman"/>
         <a:font script="Hebr" typeface="Times New Roman"/>
@@ -1774,14 +1919,32 @@
         <a:font script="Mong" typeface="Mongolian Baiti"/>
         <a:font script="Viet" typeface="Times New Roman"/>
         <a:font script="Uigh" typeface="Microsoft Uighur"/>
+        <a:font script="Geor" typeface="Sylfaen"/>
+        <a:font script="Armn" typeface="Arial"/>
+        <a:font script="Bugi" typeface="Leelawadee UI"/>
+        <a:font script="Bopo" typeface="Microsoft JhengHei"/>
+        <a:font script="Java" typeface="Javanese Text"/>
+        <a:font script="Lisu" typeface="Segoe UI"/>
+        <a:font script="Mymr" typeface="Myanmar Text"/>
+        <a:font script="Nkoo" typeface="Ebrima"/>
+        <a:font script="Olck" typeface="Nirmala UI"/>
+        <a:font script="Osma" typeface="Ebrima"/>
+        <a:font script="Phag" typeface="Phagspa"/>
+        <a:font script="Syrn" typeface="Estrangelo Edessa"/>
+        <a:font script="Syrj" typeface="Estrangelo Edessa"/>
+        <a:font script="Syre" typeface="Estrangelo Edessa"/>
+        <a:font script="Sora" typeface="Nirmala UI"/>
+        <a:font script="Tale" typeface="Microsoft Tai Le"/>
+        <a:font script="Talu" typeface="Microsoft New Tai Lue"/>
+        <a:font script="Tfng" typeface="Ebrima"/>
       </a:majorFont>
       <a:minorFont>
-        <a:latin typeface="Cambria"/>
+        <a:latin typeface="Aptos" panose="02110004020202020204"/>
         <a:ea typeface=""/>
         <a:cs typeface=""/>
-        <a:font script="Jpan" typeface="ＭＳ 明朝"/>
+        <a:font script="Jpan" typeface="游明朝"/>
         <a:font script="Hang" typeface="맑은 고딕"/>
-        <a:font script="Hans" typeface="宋体"/>
+        <a:font script="Hans" typeface="等线"/>
         <a:font script="Hant" typeface="新細明體"/>
         <a:font script="Arab" typeface="Arial"/>
         <a:font script="Hebr" typeface="Arial"/>
@@ -1808,6 +1971,24 @@
         <a:font script="Mong" typeface="Mongolian Baiti"/>
         <a:font script="Viet" typeface="Arial"/>
         <a:font script="Uigh" typeface="Microsoft Uighur"/>
+        <a:font script="Geor" typeface="Sylfaen"/>
+        <a:font script="Armn" typeface="Arial"/>
+        <a:font script="Bugi" typeface="Leelawadee UI"/>
+        <a:font script="Bopo" typeface="Microsoft JhengHei"/>
+        <a:font script="Java" typeface="Javanese Text"/>
+        <a:font script="Lisu" typeface="Segoe UI"/>
+        <a:font script="Mymr" typeface="Myanmar Text"/>
+        <a:font script="Nkoo" typeface="Ebrima"/>
+        <a:font script="Olck" typeface="Nirmala UI"/>
+        <a:font script="Osma" typeface="Ebrima"/>
+        <a:font script="Phag" typeface="Phagspa"/>
+        <a:font script="Syrn" typeface="Estrangelo Edessa"/>
+        <a:font script="Syrj" typeface="Estrangelo Edessa"/>
+        <a:font script="Syre" typeface="Estrangelo Edessa"/>
+        <a:font script="Sora" typeface="Nirmala UI"/>
+        <a:font script="Tale" typeface="Microsoft Tai Le"/>
+        <a:font script="Talu" typeface="Microsoft New Tai Lue"/>
+        <a:font script="Tfng" typeface="Ebrima"/>
       </a:minorFont>
     </a:fontScheme>
     <a:fmtScheme name="Office">
@@ -1819,200 +2000,141 @@
           <a:gsLst>
             <a:gs pos="0">
               <a:schemeClr val="phClr">
-                <a:tint val="50000"/>
-                <a:satMod val="300000"/>
+                <a:lumMod val="110000"/>
+                <a:satMod val="105000"/>
+                <a:tint val="67000"/>
               </a:schemeClr>
             </a:gs>
-            <a:gs pos="35000">
+            <a:gs pos="50000">
               <a:schemeClr val="phClr">
-                <a:tint val="37000"/>
-                <a:satMod val="300000"/>
+                <a:lumMod val="105000"/>
+                <a:satMod val="103000"/>
+                <a:tint val="73000"/>
               </a:schemeClr>
             </a:gs>
             <a:gs pos="100000">
               <a:schemeClr val="phClr">
-                <a:tint val="15000"/>
-                <a:satMod val="350000"/>
+                <a:lumMod val="105000"/>
+                <a:satMod val="109000"/>
+                <a:tint val="81000"/>
               </a:schemeClr>
             </a:gs>
           </a:gsLst>
-          <a:lin ang="16200000" scaled="1"/>
+          <a:lin ang="5400000" scaled="0"/>
         </a:gradFill>
         <a:gradFill rotWithShape="1">
           <a:gsLst>
             <a:gs pos="0">
               <a:schemeClr val="phClr">
-                <a:tint val="100000"/>
+                <a:satMod val="103000"/>
+                <a:lumMod val="102000"/>
+                <a:tint val="94000"/>
+              </a:schemeClr>
+            </a:gs>
+            <a:gs pos="50000">
+              <a:schemeClr val="phClr">
+                <a:satMod val="110000"/>
+                <a:lumMod val="100000"/>
                 <a:shade val="100000"/>
-                <a:satMod val="130000"/>
               </a:schemeClr>
             </a:gs>
             <a:gs pos="100000">
               <a:schemeClr val="phClr">
-                <a:tint val="50000"/>
-                <a:shade val="100000"/>
-                <a:satMod val="350000"/>
+                <a:lumMod val="99000"/>
+                <a:satMod val="120000"/>
+                <a:shade val="78000"/>
               </a:schemeClr>
             </a:gs>
           </a:gsLst>
-          <a:lin ang="16200000" scaled="0"/>
+          <a:lin ang="5400000" scaled="0"/>
         </a:gradFill>
       </a:fillStyleLst>
       <a:lnStyleLst>
-        <a:ln w="9525" cap="flat" cmpd="sng" algn="ctr">
-          <a:solidFill>
-            <a:schemeClr val="phClr">
-              <a:shade val="95000"/>
-              <a:satMod val="105000"/>
-            </a:schemeClr>
-          </a:solidFill>
-          <a:prstDash val="solid"/>
-        </a:ln>
-        <a:ln w="25400" cap="flat" cmpd="sng" algn="ctr">
+        <a:ln w="6350" cap="flat" cmpd="sng" algn="ctr">
           <a:solidFill>
             <a:schemeClr val="phClr"/>
           </a:solidFill>
           <a:prstDash val="solid"/>
+          <a:miter lim="800000"/>
         </a:ln>
-        <a:ln w="38100" cap="flat" cmpd="sng" algn="ctr">
+        <a:ln w="12700" cap="flat" cmpd="sng" algn="ctr">
           <a:solidFill>
             <a:schemeClr val="phClr"/>
           </a:solidFill>
           <a:prstDash val="solid"/>
+          <a:miter lim="800000"/>
+        </a:ln>
+        <a:ln w="19050" cap="flat" cmpd="sng" algn="ctr">
+          <a:solidFill>
+            <a:schemeClr val="phClr"/>
+          </a:solidFill>
+          <a:prstDash val="solid"/>
+          <a:miter lim="800000"/>
         </a:ln>
       </a:lnStyleLst>
       <a:effectStyleLst>
         <a:effectStyle>
+          <a:effectLst/>
+        </a:effectStyle>
+        <a:effectStyle>
+          <a:effectLst/>
+        </a:effectStyle>
+        <a:effectStyle>
           <a:effectLst>
-            <a:outerShdw blurRad="40000" dist="20000" dir="5400000" rotWithShape="0">
+            <a:outerShdw blurRad="57150" dist="19050" dir="5400000" algn="ctr" rotWithShape="0">
               <a:srgbClr val="000000">
-                <a:alpha val="38000"/>
+                <a:alpha val="63000"/>
               </a:srgbClr>
             </a:outerShdw>
           </a:effectLst>
-        </a:effectStyle>
-        <a:effectStyle>
-          <a:effectLst>
-            <a:outerShdw blurRad="40000" dist="23000" dir="5400000" rotWithShape="0">
-              <a:srgbClr val="000000">
-                <a:alpha val="35000"/>
-              </a:srgbClr>
-            </a:outerShdw>
-          </a:effectLst>
-        </a:effectStyle>
-        <a:effectStyle>
-          <a:effectLst>
-            <a:outerShdw blurRad="40000" dist="23000" dir="5400000" rotWithShape="0">
-              <a:srgbClr val="000000">
-                <a:alpha val="35000"/>
-              </a:srgbClr>
-            </a:outerShdw>
-          </a:effectLst>
-          <a:scene3d>
-            <a:camera prst="orthographicFront">
-              <a:rot lat="0" lon="0" rev="0"/>
-            </a:camera>
-            <a:lightRig rig="threePt" dir="t">
-              <a:rot lat="0" lon="0" rev="1200000"/>
-            </a:lightRig>
-          </a:scene3d>
-          <a:sp3d>
-            <a:bevelT w="63500" h="25400"/>
-          </a:sp3d>
         </a:effectStyle>
       </a:effectStyleLst>
       <a:bgFillStyleLst>
         <a:solidFill>
           <a:schemeClr val="phClr"/>
         </a:solidFill>
+        <a:solidFill>
+          <a:schemeClr val="phClr">
+            <a:tint val="95000"/>
+            <a:satMod val="170000"/>
+          </a:schemeClr>
+        </a:solidFill>
         <a:gradFill rotWithShape="1">
           <a:gsLst>
             <a:gs pos="0">
               <a:schemeClr val="phClr">
-                <a:tint val="40000"/>
-                <a:satMod val="350000"/>
+                <a:tint val="93000"/>
+                <a:satMod val="150000"/>
+                <a:shade val="98000"/>
+                <a:lumMod val="102000"/>
               </a:schemeClr>
             </a:gs>
-            <a:gs pos="40000">
+            <a:gs pos="50000">
               <a:schemeClr val="phClr">
-                <a:tint val="45000"/>
-                <a:shade val="99000"/>
-                <a:satMod val="350000"/>
+                <a:tint val="98000"/>
+                <a:satMod val="130000"/>
+                <a:shade val="90000"/>
+                <a:lumMod val="103000"/>
               </a:schemeClr>
             </a:gs>
             <a:gs pos="100000">
               <a:schemeClr val="phClr">
-                <a:shade val="20000"/>
-                <a:satMod val="255000"/>
+                <a:shade val="63000"/>
+                <a:satMod val="120000"/>
               </a:schemeClr>
             </a:gs>
           </a:gsLst>
-          <a:path path="circle">
-            <a:fillToRect l="50000" t="-80000" r="50000" b="180000"/>
-          </a:path>
-        </a:gradFill>
-        <a:gradFill rotWithShape="1">
-          <a:gsLst>
-            <a:gs pos="0">
-              <a:schemeClr val="phClr">
-                <a:tint val="80000"/>
-                <a:satMod val="300000"/>
-              </a:schemeClr>
-            </a:gs>
-            <a:gs pos="100000">
-              <a:schemeClr val="phClr">
-                <a:shade val="30000"/>
-                <a:satMod val="200000"/>
-              </a:schemeClr>
-            </a:gs>
-          </a:gsLst>
-          <a:path path="circle">
-            <a:fillToRect l="50000" t="50000" r="50000" b="50000"/>
-          </a:path>
+          <a:lin ang="5400000" scaled="0"/>
         </a:gradFill>
       </a:bgFillStyleLst>
     </a:fmtScheme>
   </a:themeElements>
-  <a:objectDefaults>
-    <a:spDef>
-      <a:spPr/>
-      <a:bodyPr/>
-      <a:lstStyle/>
-      <a:style>
-        <a:lnRef idx="1">
-          <a:schemeClr val="accent1"/>
-        </a:lnRef>
-        <a:fillRef idx="3">
-          <a:schemeClr val="accent1"/>
-        </a:fillRef>
-        <a:effectRef idx="2">
-          <a:schemeClr val="accent1"/>
-        </a:effectRef>
-        <a:fontRef idx="minor">
-          <a:schemeClr val="lt1"/>
-        </a:fontRef>
-      </a:style>
-    </a:spDef>
-    <a:lnDef>
-      <a:spPr/>
-      <a:bodyPr/>
-      <a:lstStyle/>
-      <a:style>
-        <a:lnRef idx="2">
-          <a:schemeClr val="accent1"/>
-        </a:lnRef>
-        <a:fillRef idx="0">
-          <a:schemeClr val="accent1"/>
-        </a:fillRef>
-        <a:effectRef idx="1">
-          <a:schemeClr val="accent1"/>
-        </a:effectRef>
-        <a:fontRef idx="minor">
-          <a:schemeClr val="tx1"/>
-        </a:fontRef>
-      </a:style>
-    </a:lnDef>
-  </a:objectDefaults>
+  <a:objectDefaults/>
   <a:extraClrSchemeLst/>
+  <a:extLst>
+    <a:ext uri="{05A4C25C-085E-4340-85A3-A5531E510DB2}">
+      <thm15:themeFamily xmlns:thm15="http://schemas.microsoft.com/office/thememl/2012/main" name="Office Theme" id="{2E142A2C-CD16-42D6-873A-C26D2A0506FA}" vid="{1BDDFF52-6CD6-40A5-AB3C-68EB2F1E4D0A}"/>
+    </a:ext>
+  </a:extLst>
 </a:theme>
 </file>